--- a/EDA dashboard Python/Your_capstone_reports/Capstone_Weekly_Report 27.09.26.docx
+++ b/EDA dashboard Python/Your_capstone_reports/Capstone_Weekly_Report 27.09.26.docx
@@ -95,7 +95,7 @@
         <w:spacing w:before="40" w:after="120"/>
       </w:pPr>
       <w:r>
-        <w:t>The team successfully engineered and validated the Enterprise Forecasting Engine, transitioning from baseline statistical modeling to an APICS-compliant, zero-leakage machine learning tournament framework. We developed an expanding-window walk-forward backtesting engine (src/validation/backtesting.py), passed an exhaustive 4-tier temporal leakage audit with zero violations (src/validation/leakage_audit.py), and established an automated Syntetos-Boylan demand profiling and candidate routing architecture (src/selection/demand_classifier.py). Benchmarking was executed across 154 SKUs and 5 regional branches across 4 distinct algorithmic families, and an auditable Champion/Challenger model registry (src/selection/champion_challenger.py) was instituted to govern production promotions.</w:t>
+        <w:t>The team successfully engineered and validated the Enterprise Forecasting Engine, transitioning from baseline statistical modeling to an APICS-compliant, zero-leakage machine learning tournament framework. We developed an expanding-window walk-forward backtesting engine (src/validation/backtesting.py), passed an exhaustive 4-tier temporal leakage audit with zero violations (src/validation/leakage_audit.py), and established an automated Syntetos-Boylan demand profiling and candidate routing architecture (src/selection/demand_classifier.py). Benchmarking was executed across 152 SKUs (70 ODU) and 5 regional branches across 4 distinct algorithmic families, and an auditable Champion/Challenger model registry (src/selection/champion_challenger.py) was instituted to govern production promotions.</w:t>
       </w:r>
     </w:p>
     <w:p>
@@ -206,7 +206,7 @@
         <w:t xml:space="preserve">Demand Intermittency Categorization: </w:t>
       </w:r>
       <w:r>
-        <w:t>Implemented the Syntetos-Boylan / Kostenko-Hyndman quadrant framework (src/selection/demand_classifier.py) using Average Demand Interval (ADI = 1.32) and squared coefficient of variation (CV² = 0.49).</w:t>
+        <w:t>Implemented the Syntetos-Boylan / Kostenko-Hyndman quadrant framework (src/selection/demand_classifier.py) using the standard cut-offs Average Demand Interval (ADI) = 1.32 and squared coefficient of variation (CV²) = 0.49.</w:t>
       </w:r>
     </w:p>
     <w:p>
@@ -227,7 +227,7 @@
         <w:t xml:space="preserve">Portfolio Profiling Results: </w:t>
       </w:r>
       <w:r>
-        <w:t>Classified all 154 Room AC SKUs: Lumpy Demand (70.1% / 108 SKUs), Intermittent Demand (18.8% / 29 SKUs), Erratic Demand (11.0% / 17 SKUs), Smooth (0.0% / 0 SKUs at daily/weekly resolution).</w:t>
+        <w:t>Classified all 273 weekly ODU SKU × Branch series (training period to 1 Jul 2024): Erratic (62.3% of volume / 61 series), Lumpy (34.8% of volume / 166 series), Smooth (2.1% of volume / 9 series), Intermittent (0.8% of volume / 37 series).</w:t>
       </w:r>
     </w:p>
     <w:p>
@@ -275,10 +275,10 @@
         <w:rPr>
           <w:b/>
         </w:rPr>
-        <w:t xml:space="preserve">Unified Interface for 10+ Models: </w:t>
+        <w:t xml:space="preserve">Unified Interface for 16 Candidate Models: </w:t>
       </w:r>
       <w:r>
-        <w:t>Standardized fit/predict interfaces across 4 families: Baseline (Naive, Seasonal Naive, Moving Average), Statistical (ARIMA, SARIMA, ETS), Intermittent (Croston, SBA, TSB), and Machine Learning (Random Forest, Gradient Boosting, XGBoost, LightGBM).</w:t>
+        <w:t>Standardized fit/predict interfaces across families: Baseline (Naive, Seasonal Naive, Moving Average, Exponential Smoothing), pooled Seasonal Index (region/branch month index × month-end factor; 8-week and 26-week level variants), Statistical (ARIMA; SARIMA = ARIMA on the seasonally adjusted series; ETS = damped-trend ETS(A,Ad,N) on the seasonally adjusted series), Intermittent (Croston, SBA, TSB), Machine Learning (Random Forest, Gradient Boosting, XGBoost, LightGBM) and an inverse-WAPE weighted Ensemble.</w:t>
       </w:r>
     </w:p>
     <w:p>
@@ -419,10 +419,10 @@
         <w:rPr>
           <w:b/>
         </w:rPr>
-        <w:t xml:space="preserve">Machine Learning Superiority on High-Volume SKUs: </w:t>
+        <w:t xml:space="preserve">Measured Accuracy vs Baselines: </w:t>
       </w:r>
       <w:r>
-        <w:t>Tree-based models (LightGBM and XGBoost) achieved superior out-of-fold accuracy on top-volume SKUs (e.g. 1.5-ton 3-star split inverter models in Chennai MAA and South Depot SBD), outperforming statistical baselines by 18.4% to 23.6% in WAPE.</w:t>
+        <w:t>Champions are chosen per SKU × Branch by lowest mean RMSE over 4 rolling-origin folds of 12 weeks; no model family wins everywhere. On the FY24-25 holdout (2024-07-01 to 2025-06-30; static evaluation, models fitted once on data to 30 Jun 2024), engine accuracy (100% - WAPE) was 54.3% at South Region x Month versus 55.0% for seasonal naive; at SKU x Branch x Month it was -3.6% versus -55.9% for seasonal naive.</w:t>
       </w:r>
     </w:p>
     <w:p>
@@ -440,10 +440,10 @@
         <w:rPr>
           <w:b/>
         </w:rPr>
-        <w:t xml:space="preserve">Croston SBA Eliminates Lumpy Bias: </w:t>
+        <w:t xml:space="preserve">Intermittent Models for Lumpy Demand: </w:t>
       </w:r>
       <w:r>
-        <w:t>For lumpy demand SKUs (70.1% of portfolio), the Syntetos-Boylan Approximation (SBA) and Teunter-Syntetos-Babai (TSB) models eliminated systematic over-forecasting bias by 31.2% compared to standard moving averages.</w:t>
+        <w:t>Lumpy series account for 34.8% of ODU volume (166 series) and Erratic series for 62.3%; Croston, SBA and TSB are added to the candidate set whenever more than 30% of weeks are zero and compete on the same RMSE ranking as every other model.</w:t>
       </w:r>
     </w:p>
     <w:p>
@@ -590,7 +590,7 @@
         <w:t xml:space="preserve">• </w:t>
       </w:r>
       <w:r>
-        <w:t>Managing computational throughput during batch rolling-origin backtesting across 154 SKUs and 5 regional branches (resolved via vectorized matrix operations and caching).</w:t>
+        <w:t>Managing computational throughput during batch rolling-origin backtesting across 152 SKUs and 5 regional branches (resolved via vectorized matrix operations and caching).</w:t>
       </w:r>
     </w:p>
     <w:p>

--- a/EDA dashboard Python/Your_capstone_reports/Capstone_Weekly_Report 27.09.26.docx
+++ b/EDA dashboard Python/Your_capstone_reports/Capstone_Weekly_Report 27.09.26.docx
@@ -95,7 +95,7 @@
         <w:spacing w:before="40" w:after="120"/>
       </w:pPr>
       <w:r>
-        <w:t>The team successfully engineered and validated the Enterprise Forecasting Engine, transitioning from baseline statistical modeling to an APICS-compliant, zero-leakage machine learning tournament framework. We developed an expanding-window walk-forward backtesting engine (src/validation/backtesting.py), passed an exhaustive 4-tier temporal leakage audit with zero violations (src/validation/leakage_audit.py), and established an automated Syntetos-Boylan demand profiling and candidate routing architecture (src/selection/demand_classifier.py). Benchmarking was executed across 152 SKUs (70 ODU) and 5 regional branches across 4 distinct algorithmic families, and an auditable Champion/Challenger model registry (src/selection/champion_challenger.py) was instituted to govern production promotions.</w:t>
+        <w:t>The team successfully engineered and validated the Enterprise Forecasting Engine, transitioning from baseline statistical modeling to an APICS-compliant, leakage-controlled machine learning tournament framework. We developed an expanding-window walk-forward backtesting engine (src/validation/backtesting.py), passed an exhaustive 4-tier temporal leakage audit plus feature-level leakage tests (a growth-feature leak found during the FY24-25 validation was fixed), and established an automated Syntetos-Boylan demand profiling and candidate routing architecture (src/selection/demand_classifier.py). Benchmarking was executed across 152 SKUs (70 ODU) and 5 regional branches across 4 distinct algorithmic families, and an auditable Champion/Challenger model registry (src/selection/champion_challenger.py) was instituted to govern production promotions.</w:t>
       </w:r>
     </w:p>
     <w:p>
@@ -152,10 +152,10 @@
         <w:rPr>
           <w:b/>
         </w:rPr>
-        <w:t xml:space="preserve">Zero-Leakage Forensic Audit: </w:t>
+        <w:t xml:space="preserve">Temporal Leakage Audit &amp; Fix: </w:t>
       </w:r>
       <w:r>
-        <w:t>Executed comprehensive temporal leakage validation (src/validation/leakage_audit.py): passed all 4 strict causal assertions including lag causality (t-k, k &gt;= 1), contemporaneous exclusion, zero future target correlation, and split disjointness with 100% compliance.</w:t>
+        <w:t>Temporal leakage controls (src/validation/leakage_audit.py, tests/test_leakage_audit.py): lag causality, rolling-window exclusion, split disjointness, plus two feature-level tests (no feature may depend on y(t); forecast-time features must equal training features). These tests exposed a leak in the 12-week growth feature, which was fixed.</w:t>
       </w:r>
     </w:p>
     <w:p>
@@ -275,7 +275,7 @@
         <w:rPr>
           <w:b/>
         </w:rPr>
-        <w:t xml:space="preserve">Unified Interface for 16 Candidate Models: </w:t>
+        <w:t xml:space="preserve">Unified Interface for 17 Candidate Models: </w:t>
       </w:r>
       <w:r>
         <w:t>Standardized fit/predict interfaces across families: Baseline (Naive, Seasonal Naive, Moving Average, Exponential Smoothing), pooled Seasonal Index (region/branch month index × month-end factor; 8-week and 26-week level variants), Statistical (ARIMA; SARIMA = ARIMA on the seasonally adjusted series; ETS = damped-trend ETS(A,Ad,N) on the seasonally adjusted series), Intermittent (Croston, SBA, TSB), Machine Learning (Random Forest, Gradient Boosting, XGBoost, LightGBM) and an inverse-WAPE weighted Ensemble.</w:t>
